--- a/Backend/Director_Disclosure/Output_Disclosures/2024-25/ADANI_WIND_ENERGY_KUTCHH_FOUR_LIMITED/DIR-8/DIR8_Drishti_Gaurav_Vesasi_10085230.docx
+++ b/Backend/Director_Disclosure/Output_Disclosures/2024-25/ADANI_WIND_ENERGY_KUTCHH_FOUR_LIMITED/DIR-8/DIR8_Drishti_Gaurav_Vesasi_10085230.docx
@@ -189,7 +189,7 @@
           <w:b w:val="0"/>
           <w:sz w:val="23"/>
         </w:rPr>
-        <w:t>I, Drishti Gaurav Vesasi, son/daughter of Mr. {{FATHER_NAME}}, resident of _____________________________________________, India hereby give notice that I am/was a Director in the following companies during the last three years:-</w:t>
+        <w:t>I, DRISHTI GAURAV VESASI, son/daughter of Mr. {{FATHER_NAME}}, resident of _____________________________________________, India hereby give notice that I am/was a Director in the following companies during the last three years:-</w:t>
       </w:r>
     </w:p>
     <w:p>
@@ -822,7 +822,7 @@
                 <w:b w:val="0"/>
                 <w:sz w:val="23"/>
               </w:rPr>
-              <w:t>ADANI HYBRID ENERGY JAISALMER THREE LIMITED</w:t>
+              <w:t>ADANI HYBRID ENERGY JAISALMER ONE LIMITED</w:t>
             </w:r>
           </w:p>
         </w:tc>
@@ -892,7 +892,7 @@
                 <w:b w:val="0"/>
                 <w:sz w:val="23"/>
               </w:rPr>
-              <w:t>ADANI HYBRID ENERGY JAISALMER ONE LIMITED</w:t>
+              <w:t>ADANI HYBRID ENERGY JAISALMER THREE LIMITED</w:t>
             </w:r>
           </w:p>
         </w:tc>
@@ -1123,7 +1123,7 @@
         </w:rPr>
         <w:t xml:space="preserve">Name           </w:t>
         <w:tab/>
-        <w:t xml:space="preserve">:  Drishti Gaurav Vesasi</w:t>
+        <w:t xml:space="preserve">:  DRISHTI GAURAV VESASI</w:t>
       </w:r>
     </w:p>
     <w:p>
@@ -1167,7 +1167,7 @@
           <w:b w:val="0"/>
           <w:sz w:val="23"/>
         </w:rPr>
-        <w:t xml:space="preserve">Date: 07th May, 2026</w:t>
+        <w:t xml:space="preserve">Date: 15th May, 2026</w:t>
         <w:tab/>
       </w:r>
     </w:p>

--- a/Backend/Director_Disclosure/Output_Disclosures/2024-25/ADANI_WIND_ENERGY_KUTCHH_FOUR_LIMITED/DIR-8/DIR8_Drishti_Gaurav_Vesasi_10085230.docx
+++ b/Backend/Director_Disclosure/Output_Disclosures/2024-25/ADANI_WIND_ENERGY_KUTCHH_FOUR_LIMITED/DIR-8/DIR8_Drishti_Gaurav_Vesasi_10085230.docx
@@ -752,7 +752,7 @@
                 <w:b w:val="0"/>
                 <w:sz w:val="23"/>
               </w:rPr>
-              <w:t>ADANI SOLAR ENERGY JAISALMER ONE PRIVATE LIMITED</w:t>
+              <w:t>ADANI HYBRID ENERGY JAISALMER THREE LIMITED</w:t>
             </w:r>
           </w:p>
         </w:tc>
@@ -771,7 +771,7 @@
                 <w:b w:val="0"/>
                 <w:sz w:val="23"/>
               </w:rPr>
-              <w:t>22/06/2024</w:t>
+              <w:t>24/06/2024</w:t>
             </w:r>
           </w:p>
         </w:tc>
@@ -841,7 +841,7 @@
                 <w:b w:val="0"/>
                 <w:sz w:val="23"/>
               </w:rPr>
-              <w:t>30/03/2024</w:t>
+              <w:t>24/06/2024</w:t>
             </w:r>
           </w:p>
         </w:tc>
@@ -892,7 +892,7 @@
                 <w:b w:val="0"/>
                 <w:sz w:val="23"/>
               </w:rPr>
-              <w:t>ADANI HYBRID ENERGY JAISALMER THREE LIMITED</w:t>
+              <w:t>ADANI SOLAR ENERGY JAISALMER ONE PRIVATE LIMITED</w:t>
             </w:r>
           </w:p>
         </w:tc>
@@ -911,7 +911,7 @@
                 <w:b w:val="0"/>
                 <w:sz w:val="23"/>
               </w:rPr>
-              <w:t>30/03/2024</w:t>
+              <w:t>22/06/2024</w:t>
             </w:r>
           </w:p>
         </w:tc>
@@ -1167,7 +1167,7 @@
           <w:b w:val="0"/>
           <w:sz w:val="23"/>
         </w:rPr>
-        <w:t xml:space="preserve">Date: 15th May, 2026</w:t>
+        <w:t xml:space="preserve">Date: 08th June, 2026</w:t>
         <w:tab/>
       </w:r>
     </w:p>
